--- a/storage/Ilahiler/Yemen-Ellerinde-Veysel-Karani.docx
+++ b/storage/Ilahiler/Yemen-Ellerinde-Veysel-Karani.docx
@@ -492,7 +492,7 @@
           <w:sz w:val="24"/>
           <w:szCs w:val="24"/>
         </w:rPr>
-        <w:t xml:space="preserve">Yemen ellerinde Veyselkaranî&amp;#91;1&amp;#93;</w:t>
+        <w:t xml:space="preserve">Yemen ellerinde Veyselkaranî</w:t>
       </w:r>
     </w:p>
     <w:p>
